--- a/rus/docx/22.content.docx
+++ b/rus/docx/22.content.docx
@@ -19,7 +19,7 @@
         <w:rPr>
           <w:lang w:val="ru_RU" w:bidi="ru_RU"/>
         </w:rPr>
-        <w:t>Resource: Заметки к учебнику - Вступления к книгам (Тиндейл)</w:t>
+        <w:t>Resource: Tyndale Open Study Notes</w:t>
       </w:r>
       <w:r>
         <w:rPr>
@@ -112,7 +112,7 @@
         <w:rPr>
           <w:lang w:val="ru_RU" w:bidi="ru_RU"/>
         </w:rPr>
-        <w:t>Заметки к учебнику - Вступления к книгам (Тиндейл)</w:t>
+        <w:t>Tyndale Open Study Notes</w:t>
       </w:r>
     </w:p>
     <w:p>

--- a/rus/docx/22.content.docx
+++ b/rus/docx/22.content.docx
@@ -19,7 +19,7 @@
         <w:rPr>
           <w:lang w:val="ru_RU" w:bidi="ru_RU"/>
         </w:rPr>
-        <w:t>Resource: Tyndale Open Study Notes</w:t>
+        <w:t>Resource: Aquifer Open Study Notes (Book Intros)</w:t>
       </w:r>
       <w:r>
         <w:rPr>
@@ -112,7 +112,7 @@
         <w:rPr>
           <w:lang w:val="ru_RU" w:bidi="ru_RU"/>
         </w:rPr>
-        <w:t>Tyndale Open Study Notes</w:t>
+        <w:t>Aquifer Open Study Notes (Book Intros)</w:t>
       </w:r>
     </w:p>
     <w:p>

--- a/rus/docx/22.content.docx
+++ b/rus/docx/22.content.docx
@@ -284,18 +284,12 @@
         </w:rPr>
         <w:t xml:space="preserve">»; см. также </w:t>
       </w:r>
-      <w:hyperlink r:id="rId13">
-        <w:r>
-          <w:rPr>
-            <w:lang w:val="ru_RU" w:bidi="ru_RU"/>
-          </w:rPr>
-          <w:rPr>
-            <w:color w:val="0000EE"/>
-            <w:u w:val="single"/>
-          </w:rPr>
-          <w:t>1:1</w:t>
-        </w:r>
-      </w:hyperlink>
+      <w:r>
+        <w:rPr>
+          <w:lang w:val="ru_RU" w:bidi="ru_RU"/>
+        </w:rPr>
+        <w:t>1:1</w:t>
+      </w:r>
       <w:r>
         <w:rPr>
           <w:lang w:val="ru_RU" w:bidi="ru_RU"/>
@@ -355,72 +349,48 @@
         </w:rPr>
         <w:t>Ещё одна проблема с признанием Соломона единственным автором заключается в том, что он не был хорошим примером благочестивой любви — именно любовь ко многим иноземным женщинам увела его от Господа (</w:t>
       </w:r>
-      <w:hyperlink r:id="rId14">
-        <w:r>
-          <w:rPr>
-            <w:lang w:val="ru_RU" w:bidi="ru_RU"/>
-          </w:rPr>
-          <w:rPr>
-            <w:color w:val="0000EE"/>
-            <w:u w:val="single"/>
-          </w:rPr>
-          <w:t>3 Цар.11:1–13</w:t>
-        </w:r>
-      </w:hyperlink>
+      <w:r>
+        <w:rPr>
+          <w:lang w:val="ru_RU" w:bidi="ru_RU"/>
+        </w:rPr>
+        <w:t>3 Цар.11:1–13</w:t>
+      </w:r>
       <w:r>
         <w:rPr>
           <w:lang w:val="ru_RU" w:bidi="ru_RU"/>
         </w:rPr>
         <w:t xml:space="preserve">). Фактически, единственное положительное упоминание Соломона в Песне Песней содержится в </w:t>
       </w:r>
-      <w:hyperlink r:id="rId15">
-        <w:r>
-          <w:rPr>
-            <w:lang w:val="ru_RU" w:bidi="ru_RU"/>
-          </w:rPr>
-          <w:rPr>
-            <w:color w:val="0000EE"/>
-            <w:u w:val="single"/>
-          </w:rPr>
-          <w:t>3:6–11</w:t>
-        </w:r>
-      </w:hyperlink>
+      <w:r>
+        <w:rPr>
+          <w:lang w:val="ru_RU" w:bidi="ru_RU"/>
+        </w:rPr>
+        <w:t>3:6–11</w:t>
+      </w:r>
       <w:r>
         <w:rPr>
           <w:lang w:val="ru_RU" w:bidi="ru_RU"/>
         </w:rPr>
         <w:t xml:space="preserve">; тогда как в </w:t>
       </w:r>
-      <w:hyperlink r:id="rId16">
-        <w:r>
-          <w:rPr>
-            <w:lang w:val="ru_RU" w:bidi="ru_RU"/>
-          </w:rPr>
-          <w:rPr>
-            <w:color w:val="0000EE"/>
-            <w:u w:val="single"/>
-          </w:rPr>
-          <w:t>8:11–12</w:t>
-        </w:r>
-      </w:hyperlink>
+      <w:r>
+        <w:rPr>
+          <w:lang w:val="ru_RU" w:bidi="ru_RU"/>
+        </w:rPr>
+        <w:t>8:11–12</w:t>
+      </w:r>
       <w:r>
         <w:rPr>
           <w:lang w:val="ru_RU" w:bidi="ru_RU"/>
         </w:rPr>
         <w:t xml:space="preserve"> о нём говорится отрицательно, а в </w:t>
       </w:r>
-      <w:hyperlink r:id="rId17">
-        <w:r>
-          <w:rPr>
-            <w:lang w:val="ru_RU" w:bidi="ru_RU"/>
-          </w:rPr>
-          <w:rPr>
-            <w:color w:val="0000EE"/>
-            <w:u w:val="single"/>
-          </w:rPr>
-          <w:t>1:5</w:t>
-        </w:r>
-      </w:hyperlink>
+      <w:r>
+        <w:rPr>
+          <w:lang w:val="ru_RU" w:bidi="ru_RU"/>
+        </w:rPr>
+        <w:t>1:5</w:t>
+      </w:r>
       <w:r>
         <w:rPr>
           <w:lang w:val="ru_RU" w:bidi="ru_RU"/>
@@ -578,90 +548,60 @@
         </w:rPr>
         <w:t>Если в жизни Соломона и была любимая женщина, то Писание позволяет предположить, что это была дочь фараона, на которой он женился очень рано (</w:t>
       </w:r>
-      <w:hyperlink r:id="rId18">
-        <w:r>
-          <w:rPr>
-            <w:lang w:val="ru_RU" w:bidi="ru_RU"/>
-          </w:rPr>
-          <w:rPr>
-            <w:color w:val="0000EE"/>
-            <w:u w:val="single"/>
-          </w:rPr>
-          <w:t>3 Цар.3:1</w:t>
-        </w:r>
-      </w:hyperlink>
+      <w:r>
+        <w:rPr>
+          <w:lang w:val="ru_RU" w:bidi="ru_RU"/>
+        </w:rPr>
+        <w:t>3 Цар.3:1</w:t>
+      </w:r>
       <w:r>
         <w:rPr>
           <w:lang w:val="ru_RU" w:bidi="ru_RU"/>
         </w:rPr>
         <w:t xml:space="preserve">; </w:t>
       </w:r>
-      <w:hyperlink r:id="rId19">
-        <w:r>
-          <w:rPr>
-            <w:lang w:val="ru_RU" w:bidi="ru_RU"/>
-          </w:rPr>
-          <w:rPr>
-            <w:color w:val="0000EE"/>
-            <w:u w:val="single"/>
-          </w:rPr>
-          <w:t>7:8</w:t>
-        </w:r>
-      </w:hyperlink>
+      <w:r>
+        <w:rPr>
+          <w:lang w:val="ru_RU" w:bidi="ru_RU"/>
+        </w:rPr>
+        <w:t>7:8</w:t>
+      </w:r>
       <w:r>
         <w:rPr>
           <w:lang w:val="ru_RU" w:bidi="ru_RU"/>
         </w:rPr>
         <w:t xml:space="preserve">; </w:t>
       </w:r>
-      <w:hyperlink r:id="rId20">
-        <w:r>
-          <w:rPr>
-            <w:lang w:val="ru_RU" w:bidi="ru_RU"/>
-          </w:rPr>
-          <w:rPr>
-            <w:color w:val="0000EE"/>
-            <w:u w:val="single"/>
-          </w:rPr>
-          <w:t>9:24</w:t>
-        </w:r>
-      </w:hyperlink>
+      <w:r>
+        <w:rPr>
+          <w:lang w:val="ru_RU" w:bidi="ru_RU"/>
+        </w:rPr>
+        <w:t>9:24</w:t>
+      </w:r>
       <w:r>
         <w:rPr>
           <w:lang w:val="ru_RU" w:bidi="ru_RU"/>
         </w:rPr>
         <w:t xml:space="preserve">; </w:t>
       </w:r>
-      <w:hyperlink r:id="rId21">
-        <w:r>
-          <w:rPr>
-            <w:lang w:val="ru_RU" w:bidi="ru_RU"/>
-          </w:rPr>
-          <w:rPr>
-            <w:color w:val="0000EE"/>
-            <w:u w:val="single"/>
-          </w:rPr>
-          <w:t>11:1</w:t>
-        </w:r>
-      </w:hyperlink>
+      <w:r>
+        <w:rPr>
+          <w:lang w:val="ru_RU" w:bidi="ru_RU"/>
+        </w:rPr>
+        <w:t>11:1</w:t>
+      </w:r>
       <w:r>
         <w:rPr>
           <w:lang w:val="ru_RU" w:bidi="ru_RU"/>
         </w:rPr>
         <w:t xml:space="preserve">), а не крестьянка, работавшая с царскими стадами овец и в царских виноградниках, изображённая в Песне Песней. Более того, эта песня об истинной любви не вызывает большого доверия, если эта женщина была лишь одной из многочисленных женщин Соломона, упомянутых в </w:t>
       </w:r>
-      <w:hyperlink r:id="rId22">
-        <w:r>
-          <w:rPr>
-            <w:lang w:val="ru_RU" w:bidi="ru_RU"/>
-          </w:rPr>
-          <w:rPr>
-            <w:color w:val="0000EE"/>
-            <w:u w:val="single"/>
-          </w:rPr>
-          <w:t>6:8</w:t>
-        </w:r>
-      </w:hyperlink>
+      <w:r>
+        <w:rPr>
+          <w:lang w:val="ru_RU" w:bidi="ru_RU"/>
+        </w:rPr>
+        <w:t>6:8</w:t>
+      </w:r>
       <w:r>
         <w:rPr>
           <w:lang w:val="ru_RU" w:bidi="ru_RU"/>
@@ -682,90 +622,60 @@
         </w:rPr>
         <w:t>Песня Песней как драма трёх главных героев. Отмечая трудности с сюжетной линией двух персонажей, не так давно несколько исследователей пришли к убеждению, что Песня Песней на самом деле описывает драму с тремя главными героями. Это предполагает более сложный сюжет: женщина на самом деле любит пастуха, а не царя, но к несчастью, она оказывается в гареме Соломона в качестве наложницы, вероятно, потому, что не в состоянии выплатить долг в тысячу серебреников, который она задолжала за аренду царских виноградников (</w:t>
       </w:r>
-      <w:hyperlink r:id="rId16">
-        <w:r>
-          <w:rPr>
-            <w:lang w:val="ru_RU" w:bidi="ru_RU"/>
-          </w:rPr>
-          <w:rPr>
-            <w:color w:val="0000EE"/>
-            <w:u w:val="single"/>
-          </w:rPr>
-          <w:t>8:11–12</w:t>
-        </w:r>
-      </w:hyperlink>
+      <w:r>
+        <w:rPr>
+          <w:lang w:val="ru_RU" w:bidi="ru_RU"/>
+        </w:rPr>
+        <w:t>8:11–12</w:t>
+      </w:r>
       <w:r>
         <w:rPr>
           <w:lang w:val="ru_RU" w:bidi="ru_RU"/>
         </w:rPr>
         <w:t>). Она не может заплатить, потому что её злые братья заставили её заботиться о чужих виноградниках, а не о её собственных (</w:t>
       </w:r>
-      <w:hyperlink r:id="rId23">
-        <w:r>
-          <w:rPr>
-            <w:lang w:val="ru_RU" w:bidi="ru_RU"/>
-          </w:rPr>
-          <w:rPr>
-            <w:color w:val="0000EE"/>
-            <w:u w:val="single"/>
-          </w:rPr>
-          <w:t>1:5</w:t>
-        </w:r>
-      </w:hyperlink>
+      <w:r>
+        <w:rPr>
+          <w:lang w:val="ru_RU" w:bidi="ru_RU"/>
+        </w:rPr>
+        <w:t>1:5</w:t>
+      </w:r>
       <w:r>
         <w:rPr>
           <w:lang w:val="ru_RU" w:bidi="ru_RU"/>
         </w:rPr>
         <w:t>). Поэтому, хотя она и находится в городском дворце, в очень близком и потенциально интимном присутствии царя (</w:t>
       </w:r>
-      <w:hyperlink r:id="rId24">
-        <w:r>
-          <w:rPr>
-            <w:lang w:val="ru_RU" w:bidi="ru_RU"/>
-          </w:rPr>
-          <w:rPr>
-            <w:color w:val="0000EE"/>
-            <w:u w:val="single"/>
-          </w:rPr>
-          <w:t>1:11</w:t>
-        </w:r>
-      </w:hyperlink>
+      <w:r>
+        <w:rPr>
+          <w:lang w:val="ru_RU" w:bidi="ru_RU"/>
+        </w:rPr>
+        <w:t>1:11</w:t>
+      </w:r>
       <w:r>
         <w:rPr>
           <w:lang w:val="ru_RU" w:bidi="ru_RU"/>
         </w:rPr>
         <w:t>), её страстные мысли далеко, вне города, она думает только о своём пастухе (</w:t>
       </w:r>
-      <w:hyperlink r:id="rId25">
-        <w:r>
-          <w:rPr>
-            <w:lang w:val="ru_RU" w:bidi="ru_RU"/>
-          </w:rPr>
-          <w:rPr>
-            <w:color w:val="0000EE"/>
-            <w:u w:val="single"/>
-          </w:rPr>
-          <w:t>1:7</w:t>
-        </w:r>
-      </w:hyperlink>
+      <w:r>
+        <w:rPr>
+          <w:lang w:val="ru_RU" w:bidi="ru_RU"/>
+        </w:rPr>
+        <w:t>1:7</w:t>
+      </w:r>
       <w:r>
         <w:rPr>
           <w:lang w:val="ru_RU" w:bidi="ru_RU"/>
         </w:rPr>
         <w:t>). Эта пылкая любовь заставляет её бежать со своим возлюбленным из города в деревню, где они заявляют о своей взаимной любви, вступая в брак. В Песне Песней рассказывается о трёх расставаниях пары, и агония разлуки друг с другом так же сильна, как и их упоение, когда они вместе. После того как женщина убегает и живёт со своим мужем-пастухом, она может нанять смотрителей виноградника, чтобы собрать урожай и выплатить долг Соломону. Теперь она и её возлюбленный навсегда свободны, они находятся далеко от царского города и могут жить вместе в любви и согласии (</w:t>
       </w:r>
-      <w:hyperlink r:id="rId26">
-        <w:r>
-          <w:rPr>
-            <w:lang w:val="ru_RU" w:bidi="ru_RU"/>
-          </w:rPr>
-          <w:rPr>
-            <w:color w:val="0000EE"/>
-            <w:u w:val="single"/>
-          </w:rPr>
-          <w:t>8:12–14</w:t>
-        </w:r>
-      </w:hyperlink>
+      <w:r>
+        <w:rPr>
+          <w:lang w:val="ru_RU" w:bidi="ru_RU"/>
+        </w:rPr>
+        <w:t>8:12–14</w:t>
+      </w:r>
       <w:r>
         <w:rPr>
           <w:lang w:val="ru_RU" w:bidi="ru_RU"/>
@@ -853,18 +763,12 @@
         </w:rPr>
         <w:t xml:space="preserve">В Книге Песня Песней мужчина и женщина говорят в самых романтических терминах, описывая чувственные желания и намекая на интимные физические отношения. Однако они никогда прямо не названы супругами, что заставляет некоторых читателей предположить, что Песнь Песней является примером описания в Библии любви вне брака. Такое прочтение игнорирует содержащиеся в книге очевидные намеки на действительно брачные отношения между главными персонажами. Язык некоторых отрывков ясно указывает на то, что пара состоит в браке. Например, мужчина время от времени называет женщину своей «невестой» (например, </w:t>
       </w:r>
-      <w:hyperlink r:id="rId27">
-        <w:r>
-          <w:rPr>
-            <w:lang w:val="ru_RU" w:bidi="ru_RU"/>
-          </w:rPr>
-          <w:rPr>
-            <w:color w:val="0000EE"/>
-            <w:u w:val="single"/>
-          </w:rPr>
-          <w:t>4:8–12</w:t>
-        </w:r>
-      </w:hyperlink>
+      <w:r>
+        <w:rPr>
+          <w:lang w:val="ru_RU" w:bidi="ru_RU"/>
+        </w:rPr>
+        <w:t>4:8–12</w:t>
+      </w:r>
       <w:r>
         <w:rPr>
           <w:lang w:val="ru_RU" w:bidi="ru_RU"/>
@@ -885,54 +789,36 @@
         </w:rPr>
         <w:t xml:space="preserve">Ещё более важно то, что восприятие пары как не состоящей в браке, но имеющей сексуальную близость, не учитывает контекст Книги Песнь Песней. В контексте древнего Израиля непостижимо, чтобы пара не состояла в браке, но имела такие интимные отношения. Изучение истории Ветхого Завета (см. </w:t>
       </w:r>
-      <w:hyperlink r:id="rId28">
-        <w:r>
-          <w:rPr>
-            <w:lang w:val="ru_RU" w:bidi="ru_RU"/>
-          </w:rPr>
-          <w:rPr>
-            <w:color w:val="0000EE"/>
-            <w:u w:val="single"/>
-          </w:rPr>
-          <w:t>Быт. 39</w:t>
-        </w:r>
-      </w:hyperlink>
+      <w:r>
+        <w:rPr>
+          <w:lang w:val="ru_RU" w:bidi="ru_RU"/>
+        </w:rPr>
+        <w:t>Быт. 39</w:t>
+      </w:r>
       <w:r>
         <w:rPr>
           <w:lang w:val="ru_RU" w:bidi="ru_RU"/>
         </w:rPr>
         <w:t xml:space="preserve">), закона (см. </w:t>
       </w:r>
-      <w:hyperlink r:id="rId29">
-        <w:r>
-          <w:rPr>
-            <w:lang w:val="ru_RU" w:bidi="ru_RU"/>
-          </w:rPr>
-          <w:rPr>
-            <w:color w:val="0000EE"/>
-            <w:u w:val="single"/>
-          </w:rPr>
-          <w:t>Исх. 20:14</w:t>
-        </w:r>
-      </w:hyperlink>
+      <w:r>
+        <w:rPr>
+          <w:lang w:val="ru_RU" w:bidi="ru_RU"/>
+        </w:rPr>
+        <w:t>Исх. 20:14</w:t>
+      </w:r>
       <w:r>
         <w:rPr>
           <w:lang w:val="ru_RU" w:bidi="ru_RU"/>
         </w:rPr>
         <w:t xml:space="preserve">) и литературы мудрости (см. </w:t>
       </w:r>
-      <w:hyperlink r:id="rId30">
-        <w:r>
-          <w:rPr>
-            <w:lang w:val="ru_RU" w:bidi="ru_RU"/>
-          </w:rPr>
-          <w:rPr>
-            <w:color w:val="0000EE"/>
-            <w:u w:val="single"/>
-          </w:rPr>
-          <w:t>Прит. 5–7</w:t>
-        </w:r>
-      </w:hyperlink>
+      <w:r>
+        <w:rPr>
+          <w:lang w:val="ru_RU" w:bidi="ru_RU"/>
+        </w:rPr>
+        <w:t>Прит. 5–7</w:t>
+      </w:r>
       <w:r>
         <w:rPr>
           <w:lang w:val="ru_RU" w:bidi="ru_RU"/>
